--- a/теорія/теорія2-виправлені помилки 2- дла друку.docx
+++ b/теорія/теорія2-виправлені помилки 2- дла друку.docx
@@ -282,8 +282,6 @@
         </w:rPr>
         <w:br w:type="page"/>
       </w:r>
-      <w:bookmarkStart w:id="0" w:name="_GoBack"/>
-      <w:bookmarkEnd w:id="0"/>
     </w:p>
     <w:p>
       <w:pPr>
@@ -870,7 +868,16 @@
           <w:sz w:val="28"/>
           <w:szCs w:val="28"/>
         </w:rPr>
-        <w:t>Історія виникнення об’єктно-орієнтованого програмування нерозривно пов’язана з так званою «кризою програмного забезпечення», яка стала очевидною для світової індустрії ще в середині шістдесятих років минулого століття. У той час обчислювальна потужність комп'ютерів почала стрімко зростати, що дозволило розробникам ставити перед собою значно складніші завдання, ніж просто виконання математичних розрахунків. Проте панівна на той час процедурна парадигма програмування виявилася не готовою до таких масштабів. Програми того періоду розглядалися як лінійна послідовність інструкцій, що крок за кроком маніпулюють глобальними даними. У міру того, як обсяг коду зростав від сотень до десятків тисяч рядків, логіка програми ставала заплутаною, а пошук помилок перетворювався на майже неможливе завдання. Це явище отримало назву «спагеті-код» через хаотичне використання функцій та безумовних переходів, які робили структуру програми абсолютно нечитабельною для стороннього спостерігача або навіть для самого автора</w:t>
+        <w:t>Історія виникнення об’єктно-орієнтованого програмування н</w:t>
+      </w:r>
+      <w:bookmarkStart w:id="0" w:name="_GoBack"/>
+      <w:bookmarkEnd w:id="0"/>
+      <w:r>
+        <w:rPr>
+          <w:sz w:val="28"/>
+          <w:szCs w:val="28"/>
+        </w:rPr>
+        <w:t>ерозривно пов’язана з так званою «кризою програмного забезпечення», яка стала очевидною для світової індустрії ще в середині шістдесятих років минулого століття. У той час обчислювальна потужність комп'ютерів почала стрімко зростати, що дозволило розробникам ставити перед собою значно складніші завдання, ніж просто виконання математичних розрахунків. Проте панівна на той час процедурна парадигма програмування виявилася не готовою до таких масштабів. Програми того періоду розглядалися як лінійна послідовність інструкцій, що крок за кроком маніпулюють глобальними даними. У міру того, як обсяг коду зростав від сотень до десятків тисяч рядків, логіка програми ставала заплутаною, а пошук помилок перетворювався на майже неможливе завдання. Це явище отримало назву «спагеті-код» через хаотичне використання функцій та безумовних переходів, які робили структуру програми абсолютно нечитабельною для стороннього спостерігача або навіть для самого автора</w:t>
       </w:r>
       <w:r>
         <w:rPr>
@@ -1707,24 +1714,14 @@
                             <w:r>
                               <w:t xml:space="preserve">. </w:t>
                             </w:r>
-                            <w:r>
-                              <w:fldChar w:fldCharType="begin"/>
-                            </w:r>
-                            <w:r>
-                              <w:instrText xml:space="preserve"> SEQ Мал. \* ARABIC </w:instrText>
-                            </w:r>
-                            <w:r>
-                              <w:fldChar w:fldCharType="separate"/>
-                            </w:r>
-                            <w:r>
-                              <w:rPr>
-                                <w:noProof/>
-                              </w:rPr>
-                              <w:t>2</w:t>
-                            </w:r>
-                            <w:r>
-                              <w:fldChar w:fldCharType="end"/>
-                            </w:r>
+                            <w:fldSimple w:instr=" SEQ Мал. \* ARABIC ">
+                              <w:r>
+                                <w:rPr>
+                                  <w:noProof/>
+                                </w:rPr>
+                                <w:t>2</w:t>
+                              </w:r>
+                            </w:fldSimple>
                             <w:r>
                               <w:rPr>
                                 <w:lang w:val="en-US"/>
@@ -3449,6 +3446,7 @@
       </w:pPr>
       <w:r>
         <w:rPr>
+          <w:noProof/>
           <w:sz w:val="28"/>
           <w:szCs w:val="28"/>
         </w:rPr>
@@ -6746,6 +6744,7 @@
   <w:style w:type="character" w:default="1" w:styleId="a0">
     <w:name w:val="Default Paragraph Font"/>
     <w:uiPriority w:val="1"/>
+    <w:semiHidden/>
     <w:unhideWhenUsed/>
   </w:style>
   <w:style w:type="table" w:default="1" w:styleId="a1">
@@ -7141,7 +7140,7 @@
 </file>
 
 <file path=customXml/itemProps1.xml><?xml version="1.0" encoding="utf-8"?>
-<ds:datastoreItem xmlns:ds="http://schemas.openxmlformats.org/officeDocument/2006/customXml" ds:itemID="{38E92FB9-5D1B-4C6D-9089-5E530ACEEB45}">
+<ds:datastoreItem xmlns:ds="http://schemas.openxmlformats.org/officeDocument/2006/customXml" ds:itemID="{C4BC15F8-D6E5-4DF6-BAC1-712422785148}">
   <ds:schemaRefs>
     <ds:schemaRef ds:uri="http://schemas.openxmlformats.org/officeDocument/2006/bibliography"/>
   </ds:schemaRefs>
